--- a/_tables/tbl-time-to-finish-module-mmrm.docx
+++ b/_tables/tbl-time-to-finish-module-mmrm.docx
@@ -1651,7 +1651,7 @@
                 <w:rFonts w:ascii="Calibri" w:hAnsi="Calibri"/>
                 <w:sz w:val="20"/>
               </w:rPr>
-              <w:t xml:space="preserve">Abbreviations: CI = Confidence Interval, StGB = German penalty law</w:t>
+              <w:t xml:space="preserve">Abbreviations: CI = Confidence Interval, GCC = German Criminal Code</w:t>
             </w:r>
           </w:p>
         </w:tc>

--- a/_tables/tbl-time-to-finish-module-mmrm.docx
+++ b/_tables/tbl-time-to-finish-module-mmrm.docx
@@ -1783,10 +1783,10 @@
   <w:docDefaults>
     <w:rPrDefault>
       <w:rPr>
-        <w:rFonts w:asciiTheme="minorHAnsi" w:cstheme="minorBidi" w:eastAsiaTheme="minorHAnsi" w:hAnsiTheme="minorHAnsi"/>
+        <w:rFonts w:asciiTheme="minorHAnsi" w:cstheme="minorBidi" w:eastAsiaTheme="minorEastAsia" w:hAnsiTheme="minorHAnsi"/>
         <w:sz w:val="24"/>
         <w:szCs w:val="24"/>
-        <w:lang w:bidi="ar-SA" w:eastAsia="en-US" w:val="en-US"/>
+        <w:lang w:bidi="ar-SA" w:eastAsia="zh-CN" w:val="en-US"/>
       </w:rPr>
     </w:rPrDefault>
     <w:pPrDefault>
@@ -2327,13 +2327,6 @@
       </w:tblCellMar>
     </w:tblPr>
     <w:tblStylePr w:type="firstRow">
-      <w:tblPr>
-        <w:jc w:val="left"/>
-        <w:tblInd w:type="dxa" w:w="0"/>
-      </w:tblPr>
-      <w:trPr>
-        <w:jc w:val="left"/>
-      </w:trPr>
       <w:tcPr>
         <w:tcBorders>
           <w:bottom w:val="single"/>

--- a/_tables/tbl-time-to-finish-module-mmrm.docx
+++ b/_tables/tbl-time-to-finish-module-mmrm.docx
@@ -62,7 +62,7 @@
                 <w:rFonts w:ascii="Calibri" w:hAnsi="Calibri"/>
                 <w:sz w:val="20"/>
               </w:rPr>
-              <w:t xml:space="preserve">Beta</w:t>
+              <w:t xml:space="preserve">exp(Beta)</w:t>
             </w:r>
           </w:p>
         </w:tc>
